--- a/docs/templates/output/references/sunholo-reference.docx
+++ b/docs/templates/output/references/sunholo-reference.docx
@@ -25,7 +25,7 @@
   <w:p>
     <w:pPr>
       <w:pBdr>
-        <w:top w:val="single" w:sz="4" w:space="10" w:color="DCE2E7"/>
+        <w:top w:val="single" w:sz="4" w:space="10" w:color="DCE3E8"/>
       </w:pBdr>
       <w:tabs>
         <w:tab w:val="right" w:pos="9298"/>
@@ -35,7 +35,7 @@
     <w:r>
       <w:rPr>
         <w:sz w:val="16"/>
-        <w:color w:val="6A7884"/>
+        <w:color w:val="526677"/>
       </w:rPr>
       <w:t>Holosun ApS · CVR 44324687 · sunholo.com</w:t>
       <w:tab/>
@@ -44,7 +44,7 @@
       <w:r>
         <w:rPr>
           <w:sz w:val="16"/>
-          <w:color w:val="6A7884"/>
+          <w:color w:val="526677"/>
         </w:rPr>
         <w:t>1</w:t>
       </w:r>
@@ -108,7 +108,7 @@
     <w:r>
       <w:rPr>
         <w:sz w:val="17"/>
-        <w:color w:val="6A7884"/>
+        <w:color w:val="526677"/>
         <w:position w:val="30"/>
       </w:rPr>
       <w:tab/>
@@ -123,7 +123,7 @@
     <w:r>
       <w:rPr>
         <w:sz w:val="17"/>
-        <w:color w:val="6A7884"/>
+        <w:color w:val="526677"/>
       </w:rPr>
       <w:t>AI systems designed to last</w:t>
     </w:r>
@@ -186,7 +186,7 @@
     <w:r>
       <w:rPr>
         <w:sz w:val="17"/>
-        <w:color w:val="6A7884"/>
+        <w:color w:val="526677"/>
         <w:position w:val="14"/>
       </w:rPr>
       <w:tab/>
@@ -201,7 +201,7 @@
     <w:r>
       <w:rPr>
         <w:sz w:val="17"/>
-        <w:color w:val="6A7884"/>
+        <w:color w:val="526677"/>
       </w:rPr>
       <w:t>AI systems designed to last</w:t>
     </w:r>
@@ -214,7 +214,7 @@
   <w:docDefaults>
     <w:rPrDefault>
       <w:rPr>
-        <w:rFonts w:ascii="Arial" w:hAnsi="Arial" w:cs="Arial"/>
+        <w:rFonts w:ascii="Montserrat" w:hAnsi="Montserrat" w:cs="Montserrat"/>
         <w:color w:val="314352"/>
         <w:sz w:val="22"/>
         <w:lang w:val="en-GB"/>
@@ -250,7 +250,7 @@
       <w:rFonts w:ascii="Montserrat" w:hAnsi="Montserrat"/>
       <w:b/>
       <w:color w:val="314352"/>
-      <w:sz w:val="50"/>
+      <w:sz w:val="60"/>
     </w:rPr>
   </w:style>
   <w:style w:type="paragraph" w:styleId="Heading2">
@@ -268,7 +268,7 @@
       <w:rFonts w:ascii="Montserrat" w:hAnsi="Montserrat"/>
       <w:b/>
       <w:color w:val="314352"/>
-      <w:sz w:val="27"/>
+      <w:sz w:val="40"/>
     </w:rPr>
   </w:style>
   <w:style w:type="paragraph" w:styleId="Heading3">
@@ -285,8 +285,8 @@
     <w:rPr>
       <w:rFonts w:ascii="Montserrat" w:hAnsi="Montserrat"/>
       <w:b/>
-      <w:color w:val="B52D10"/>
-      <w:sz w:val="23"/>
+      <w:color w:val="BD3012"/>
+      <w:sz w:val="30"/>
     </w:rPr>
   </w:style>
   <w:style w:type="paragraph" w:styleId="ListParagraph">
@@ -300,7 +300,7 @@
   <w:style w:type="character" w:styleId="Hyperlink">
     <w:name w:val="Hyperlink"/>
     <w:rPr>
-      <w:color w:val="B52D10"/>
+      <w:color w:val="BD3012"/>
       <w:u w:val="single"/>
     </w:rPr>
   </w:style>
@@ -310,15 +310,15 @@
       <w:spacing w:before="0" w:after="60" w:line="260" w:lineRule="auto"/>
     </w:pPr>
     <w:rPr>
-      <w:rFonts w:ascii="Arial" w:hAnsi="Arial" w:cs="Arial"/>
+      <w:rFonts w:ascii="Montserrat" w:hAnsi="Montserrat" w:cs="Montserrat"/>
       <w:sz w:val="20"/>
       <w:color w:val="314352"/>
     </w:rPr>
     <w:tblPr>
       <w:tblBorders>
         <w:top w:val="single" w:sz="8" w:color="E73C17"/>
-        <w:bottom w:val="single" w:sz="4" w:color="DCE2E7"/>
-        <w:insideH w:val="single" w:sz="4" w:color="DCE2E7"/>
+        <w:bottom w:val="single" w:sz="4" w:color="DCE3E8"/>
+        <w:insideH w:val="single" w:sz="4" w:color="DCE3E8"/>
       </w:tblBorders>
       <w:tblCellMar>
         <w:top w:w="130" w:type="dxa"/>
